--- a/Study_Plan_and_Interviews_Preparation/AMD Interview Process/Recruiter_Interview_Preparation.docx
+++ b/Study_Plan_and_Interviews_Preparation/AMD Interview Process/Recruiter_Interview_Preparation.docx
@@ -2477,4 +2477,10 @@
     </a:ext>
   </a:extLst>
 </a:theme>
+</file>
+
+<file path=docMetadata/LabelInfo.xml><?xml version="1.0" encoding="utf-8"?>
+<clbl:labelList xmlns:clbl="http://schemas.microsoft.com/office/2020/mipLabelMetadata">
+  <clbl:label id="{eaa689b4-8f87-40e0-9c6f-7228de4d754a}" enabled="0" method="" siteId="{eaa689b4-8f87-40e0-9c6f-7228de4d754a}" removed="1"/>
+</clbl:labelList>
 </file>